--- a/Supplementary_4_Included_Studies_Table.docx
+++ b/Supplementary_4_Included_Studies_Table.docx
@@ -1935,7 +1935,7 @@
               <w:pStyle w:val="Compact"/>
             </w:pPr>
             <w:r>
-              <w:t>N/A</w:t>
+              <w:t>ITK-SNAP</w:t>
             </w:r>
           </w:p>
         </w:tc>
@@ -2638,7 +2638,7 @@
               <w:pStyle w:val="Compact"/>
             </w:pPr>
             <w:r>
-              <w:t>Manual</w:t>
+              <w:t>Approximation</w:t>
             </w:r>
           </w:p>
         </w:tc>

--- a/Supplementary_4_Included_Studies_Table.docx
+++ b/Supplementary_4_Included_Studies_Table.docx
@@ -2054,7 +2054,7 @@
               <w:pStyle w:val="Compact"/>
             </w:pPr>
             <w:r>
-              <w:t>N/A</w:t>
+              <w:t>ITK-SNAP</w:t>
             </w:r>
           </w:p>
         </w:tc>
